--- a/week6/Stage_3_Tutorial_Student_Handout.docx
+++ b/week6/Stage_3_Tutorial_Student_Handout.docx
@@ -1,6 +1,6 @@
 
 <file path=word/document.xml><?xml version="1.0" encoding="utf-8"?>
-<w:document xmlns:wpc="http://schemas.microsoft.com/office/word/2010/wordprocessingCanvas" xmlns:cx="http://schemas.microsoft.com/office/drawing/2014/chartex" xmlns:cx1="http://schemas.microsoft.com/office/drawing/2015/9/8/chartex" xmlns:cx2="http://schemas.microsoft.com/office/drawing/2015/10/21/chartex" xmlns:cx3="http://schemas.microsoft.com/office/drawing/2016/5/9/chartex" xmlns:cx4="http://schemas.microsoft.com/office/drawing/2016/5/10/chartex" xmlns:cx5="http://schemas.microsoft.com/office/drawing/2016/5/11/chartex" xmlns:cx6="http://schemas.microsoft.com/office/drawing/2016/5/12/chartex" xmlns:cx7="http://schemas.microsoft.com/office/drawing/2016/5/13/chartex" xmlns:cx8="http://schemas.microsoft.com/office/drawing/2016/5/14/chartex" xmlns:mc="http://schemas.openxmlformats.org/markup-compatibility/2006" xmlns:aink="http://schemas.microsoft.com/office/drawing/2016/ink" xmlns:am3d="http://schemas.microsoft.com/office/drawing/2017/model3d" xmlns:o="urn:schemas-microsoft-com:office:office" xmlns:oel="http://schemas.microsoft.com/office/2019/extlst" xmlns:r="http://schemas.openxmlformats.org/officeDocument/2006/relationships" xmlns:m="http://schemas.openxmlformats.org/officeDocument/2006/math" xmlns:v="urn:schemas-microsoft-com:vml" xmlns:wp14="http://schemas.microsoft.com/office/word/2010/wordprocessingDrawing" xmlns:wp="http://schemas.openxmlformats.org/drawingml/2006/wordprocessingDrawing" xmlns:w10="urn:schemas-microsoft-com:office:word" xmlns:w="http://schemas.openxmlformats.org/wordprocessingml/2006/main" xmlns:w14="http://schemas.microsoft.com/office/word/2010/wordml" xmlns:w15="http://schemas.microsoft.com/office/word/2012/wordml" xmlns:w16cei="http://schemas.microsoft.com/office/word/2026/wordml/cei" xmlns:w16cex="http://schemas.microsoft.com/office/word/2018/wordml/cex" xmlns:w16cid="http://schemas.microsoft.com/office/word/2016/wordml/cid" xmlns:w16="http://schemas.microsoft.com/office/word/2018/wordml" xmlns:w16du="http://schemas.microsoft.com/office/word/2023/wordml/word16du" xmlns:w16sdtdh="http://schemas.microsoft.com/office/word/2020/wordml/sdtdatahash" xmlns:w16sdtfl="http://schemas.microsoft.com/office/word/2024/wordml/sdtformatlock" xmlns:w16se="http://schemas.microsoft.com/office/word/2015/wordml/symex" xmlns:wpg="http://schemas.microsoft.com/office/word/2010/wordprocessingGroup" xmlns:wpi="http://schemas.microsoft.com/office/word/2010/wordprocessingInk" xmlns:wne="http://schemas.microsoft.com/office/word/2006/wordml" xmlns:wps="http://schemas.microsoft.com/office/word/2010/wordprocessingShape" mc:Ignorable="w14 w15 w16se w16cid w16 w16cex w16sdtdh w16sdtfl w16du wp14">
+<w:document xmlns:wpc="http://schemas.microsoft.com/office/word/2010/wordprocessingCanvas" xmlns:cx="http://schemas.microsoft.com/office/drawing/2014/chartex" xmlns:cx1="http://schemas.microsoft.com/office/drawing/2015/9/8/chartex" xmlns:cx2="http://schemas.microsoft.com/office/drawing/2015/10/21/chartex" xmlns:cx3="http://schemas.microsoft.com/office/drawing/2016/5/9/chartex" xmlns:cx4="http://schemas.microsoft.com/office/drawing/2016/5/10/chartex" xmlns:cx5="http://schemas.microsoft.com/office/drawing/2016/5/11/chartex" xmlns:cx6="http://schemas.microsoft.com/office/drawing/2016/5/12/chartex" xmlns:cx7="http://schemas.microsoft.com/office/drawing/2016/5/13/chartex" xmlns:cx8="http://schemas.microsoft.com/office/drawing/2016/5/14/chartex" xmlns:mc="http://schemas.openxmlformats.org/markup-compatibility/2006" xmlns:aink="http://schemas.microsoft.com/office/drawing/2016/ink" xmlns:am3d="http://schemas.microsoft.com/office/drawing/2017/model3d" xmlns:o="urn:schemas-microsoft-com:office:office" xmlns:oel="http://schemas.microsoft.com/office/2019/extlst" xmlns:r="http://schemas.openxmlformats.org/officeDocument/2006/relationships" xmlns:m="http://schemas.openxmlformats.org/officeDocument/2006/math" xmlns:v="urn:schemas-microsoft-com:vml" xmlns:wp14="http://schemas.microsoft.com/office/word/2010/wordprocessingDrawing" xmlns:wp="http://schemas.openxmlformats.org/drawingml/2006/wordprocessingDrawing" xmlns:w10="urn:schemas-microsoft-com:office:word" xmlns:w="http://schemas.openxmlformats.org/wordprocessingml/2006/main" xmlns:w14="http://schemas.microsoft.com/office/word/2010/wordml" xmlns:w15="http://schemas.microsoft.com/office/word/2012/wordml" xmlns:w16cex="http://schemas.microsoft.com/office/word/2018/wordml/cex" xmlns:w16cid="http://schemas.microsoft.com/office/word/2016/wordml/cid" xmlns:w16="http://schemas.microsoft.com/office/word/2018/wordml" xmlns:w16du="http://schemas.microsoft.com/office/word/2023/wordml/word16du" xmlns:w16sdtdh="http://schemas.microsoft.com/office/word/2020/wordml/sdtdatahash" xmlns:w16sdtfl="http://schemas.microsoft.com/office/word/2024/wordml/sdtformatlock" xmlns:w16se="http://schemas.microsoft.com/office/word/2015/wordml/symex" xmlns:wpg="http://schemas.microsoft.com/office/word/2010/wordprocessingGroup" xmlns:wpi="http://schemas.microsoft.com/office/word/2010/wordprocessingInk" xmlns:wne="http://schemas.microsoft.com/office/word/2006/wordml" xmlns:wps="http://schemas.microsoft.com/office/word/2010/wordprocessingShape" mc:Ignorable="w14 w15 w16se w16cid w16 w16cex w16sdtdh w16sdtfl w16du wp14">
   <w:body>
     <w:p>
       <w:pPr>
@@ -17,10 +17,7 @@
         <w:jc w:val="center"/>
       </w:pPr>
       <w:r>
-        <w:t xml:space="preserve">Stage </w:t>
-      </w:r>
-      <w:r>
-        <w:t xml:space="preserve">3 </w:t>
+        <w:t xml:space="preserve">Stage 3 </w:t>
       </w:r>
       <w:r>
         <w:t>Tutorial Activities</w:t>
@@ -104,9 +101,13 @@
         <w:tc>
           <w:tcPr>
             <w:tcW w:w="3360" w:type="dxa"/>
+            <w:vAlign w:val="center"/>
           </w:tcPr>
           <w:p>
             <w:r>
+              <w:rPr>
+                <w:rStyle w:val="Strong"/>
+              </w:rPr>
               <w:t>Patient</w:t>
             </w:r>
           </w:p>
@@ -114,23 +115,37 @@
         <w:tc>
           <w:tcPr>
             <w:tcW w:w="3360" w:type="dxa"/>
+            <w:vAlign w:val="center"/>
           </w:tcPr>
-          <w:p/>
+          <w:p>
+            <w:r>
+              <w:t>Yes</w:t>
+            </w:r>
+          </w:p>
         </w:tc>
         <w:tc>
           <w:tcPr>
             <w:tcW w:w="3360" w:type="dxa"/>
+            <w:vAlign w:val="center"/>
           </w:tcPr>
-          <w:p/>
+          <w:p>
+            <w:r>
+              <w:t>The entire system is designed to handle patient appointments, making it a fundamental domain object.</w:t>
+            </w:r>
+          </w:p>
         </w:tc>
       </w:tr>
       <w:tr>
         <w:tc>
           <w:tcPr>
             <w:tcW w:w="3360" w:type="dxa"/>
+            <w:vAlign w:val="center"/>
           </w:tcPr>
           <w:p>
             <w:r>
+              <w:rPr>
+                <w:rStyle w:val="Strong"/>
+              </w:rPr>
               <w:t>Practitioner</w:t>
             </w:r>
           </w:p>
@@ -138,23 +153,37 @@
         <w:tc>
           <w:tcPr>
             <w:tcW w:w="3360" w:type="dxa"/>
+            <w:vAlign w:val="center"/>
           </w:tcPr>
-          <w:p/>
+          <w:p>
+            <w:r>
+              <w:t>Yes</w:t>
+            </w:r>
+          </w:p>
         </w:tc>
         <w:tc>
           <w:tcPr>
             <w:tcW w:w="3360" w:type="dxa"/>
+            <w:vAlign w:val="center"/>
           </w:tcPr>
-          <w:p/>
+          <w:p>
+            <w:r>
+              <w:t xml:space="preserve">Providing attendance and care for what the patient is required to have. </w:t>
+            </w:r>
+          </w:p>
         </w:tc>
       </w:tr>
       <w:tr>
         <w:tc>
           <w:tcPr>
             <w:tcW w:w="3360" w:type="dxa"/>
+            <w:vAlign w:val="center"/>
           </w:tcPr>
           <w:p>
             <w:r>
+              <w:rPr>
+                <w:rStyle w:val="Strong"/>
+              </w:rPr>
               <w:t>Appointment</w:t>
             </w:r>
           </w:p>
@@ -162,23 +191,37 @@
         <w:tc>
           <w:tcPr>
             <w:tcW w:w="3360" w:type="dxa"/>
+            <w:vAlign w:val="center"/>
           </w:tcPr>
-          <w:p/>
+          <w:p>
+            <w:r>
+              <w:t>Yes</w:t>
+            </w:r>
+          </w:p>
         </w:tc>
         <w:tc>
           <w:tcPr>
             <w:tcW w:w="3360" w:type="dxa"/>
+            <w:vAlign w:val="center"/>
           </w:tcPr>
-          <w:p/>
+          <w:p>
+            <w:r>
+              <w:t xml:space="preserve">The interaction of the partitioner and the patient – what the patient is actually there for. </w:t>
+            </w:r>
+          </w:p>
         </w:tc>
       </w:tr>
       <w:tr>
         <w:tc>
           <w:tcPr>
             <w:tcW w:w="3360" w:type="dxa"/>
+            <w:vAlign w:val="center"/>
           </w:tcPr>
           <w:p>
             <w:r>
+              <w:rPr>
+                <w:rStyle w:val="Strong"/>
+              </w:rPr>
               <w:t>Name</w:t>
             </w:r>
           </w:p>
@@ -186,23 +229,37 @@
         <w:tc>
           <w:tcPr>
             <w:tcW w:w="3360" w:type="dxa"/>
+            <w:vAlign w:val="center"/>
           </w:tcPr>
-          <w:p/>
+          <w:p>
+            <w:r>
+              <w:t>No</w:t>
+            </w:r>
+          </w:p>
         </w:tc>
         <w:tc>
           <w:tcPr>
             <w:tcW w:w="3360" w:type="dxa"/>
+            <w:vAlign w:val="center"/>
           </w:tcPr>
-          <w:p/>
+          <w:p>
+            <w:r>
+              <w:t xml:space="preserve">An attribute/feature of the patient and probationer functions – vital so they know who is who – differentiation + patient details. </w:t>
+            </w:r>
+          </w:p>
         </w:tc>
       </w:tr>
       <w:tr>
         <w:tc>
           <w:tcPr>
             <w:tcW w:w="3360" w:type="dxa"/>
+            <w:vAlign w:val="center"/>
           </w:tcPr>
           <w:p>
             <w:r>
+              <w:rPr>
+                <w:rStyle w:val="Strong"/>
+              </w:rPr>
               <w:t>Clinic</w:t>
             </w:r>
           </w:p>
@@ -210,23 +267,37 @@
         <w:tc>
           <w:tcPr>
             <w:tcW w:w="3360" w:type="dxa"/>
+            <w:vAlign w:val="center"/>
           </w:tcPr>
-          <w:p/>
+          <w:p>
+            <w:r>
+              <w:t>Yes</w:t>
+            </w:r>
+          </w:p>
         </w:tc>
         <w:tc>
           <w:tcPr>
             <w:tcW w:w="3360" w:type="dxa"/>
+            <w:vAlign w:val="center"/>
           </w:tcPr>
-          <w:p/>
+          <w:p>
+            <w:r>
+              <w:t xml:space="preserve">This able to represent the whole place and the responsibility of the clinic. </w:t>
+            </w:r>
+          </w:p>
         </w:tc>
       </w:tr>
       <w:tr>
         <w:tc>
           <w:tcPr>
             <w:tcW w:w="3360" w:type="dxa"/>
+            <w:vAlign w:val="center"/>
           </w:tcPr>
           <w:p>
             <w:r>
+              <w:rPr>
+                <w:rStyle w:val="Strong"/>
+              </w:rPr>
               <w:t>Database</w:t>
             </w:r>
           </w:p>
@@ -234,23 +305,55 @@
         <w:tc>
           <w:tcPr>
             <w:tcW w:w="3360" w:type="dxa"/>
+            <w:vAlign w:val="center"/>
           </w:tcPr>
-          <w:p/>
+          <w:p>
+            <w:r>
+              <w:t>No</w:t>
+            </w:r>
+          </w:p>
         </w:tc>
         <w:tc>
           <w:tcPr>
             <w:tcW w:w="3360" w:type="dxa"/>
+            <w:vAlign w:val="center"/>
           </w:tcPr>
-          <w:p/>
+          <w:p>
+            <w:r>
+              <w:t xml:space="preserve">Technical </w:t>
+            </w:r>
+            <w:r>
+              <w:t xml:space="preserve">part of the </w:t>
+            </w:r>
+            <w:r>
+              <w:t>infrastructure</w:t>
+            </w:r>
+            <w:r>
+              <w:t xml:space="preserve"> -</w:t>
+            </w:r>
+            <w:r>
+              <w:t xml:space="preserve"> not </w:t>
+            </w:r>
+            <w:r>
+              <w:t xml:space="preserve">really a </w:t>
+            </w:r>
+            <w:r>
+              <w:t>part of the domain model.</w:t>
+            </w:r>
+          </w:p>
         </w:tc>
       </w:tr>
       <w:tr>
         <w:tc>
           <w:tcPr>
             <w:tcW w:w="3360" w:type="dxa"/>
+            <w:vAlign w:val="center"/>
           </w:tcPr>
           <w:p>
             <w:r>
+              <w:rPr>
+                <w:rStyle w:val="Strong"/>
+              </w:rPr>
               <w:t>Cancellation</w:t>
             </w:r>
           </w:p>
@@ -258,23 +361,45 @@
         <w:tc>
           <w:tcPr>
             <w:tcW w:w="3360" w:type="dxa"/>
+            <w:vAlign w:val="center"/>
           </w:tcPr>
-          <w:p/>
+          <w:p>
+            <w:r>
+              <w:t>No</w:t>
+            </w:r>
+          </w:p>
         </w:tc>
         <w:tc>
           <w:tcPr>
             <w:tcW w:w="3360" w:type="dxa"/>
+            <w:vAlign w:val="center"/>
           </w:tcPr>
-          <w:p/>
+          <w:p>
+            <w:r>
+              <w:t xml:space="preserve">This is another attribute – not a class on its own. A very important </w:t>
+            </w:r>
+            <w:proofErr w:type="spellStart"/>
+            <w:r>
+              <w:t>behaviour</w:t>
+            </w:r>
+            <w:proofErr w:type="spellEnd"/>
+            <w:r>
+              <w:t xml:space="preserve">. </w:t>
+            </w:r>
+          </w:p>
         </w:tc>
       </w:tr>
       <w:tr>
         <w:tc>
           <w:tcPr>
             <w:tcW w:w="3360" w:type="dxa"/>
+            <w:vAlign w:val="center"/>
           </w:tcPr>
           <w:p>
             <w:r>
+              <w:rPr>
+                <w:rStyle w:val="Strong"/>
+              </w:rPr>
               <w:t>Status</w:t>
             </w:r>
           </w:p>
@@ -282,14 +407,44 @@
         <w:tc>
           <w:tcPr>
             <w:tcW w:w="3360" w:type="dxa"/>
+            <w:vAlign w:val="center"/>
           </w:tcPr>
-          <w:p/>
+          <w:p>
+            <w:r>
+              <w:t>No</w:t>
+            </w:r>
+          </w:p>
         </w:tc>
         <w:tc>
           <w:tcPr>
             <w:tcW w:w="3360" w:type="dxa"/>
+            <w:vAlign w:val="center"/>
           </w:tcPr>
-          <w:p/>
+          <w:p>
+            <w:r>
+              <w:t xml:space="preserve">An attribute </w:t>
+            </w:r>
+            <w:r>
+              <w:t xml:space="preserve">of the </w:t>
+            </w:r>
+            <w:r>
+              <w:t xml:space="preserve">Appointment </w:t>
+            </w:r>
+            <w:r>
+              <w:t xml:space="preserve">– booked, canceled, patient here, </w:t>
+            </w:r>
+            <w:proofErr w:type="spellStart"/>
+            <w:r>
+              <w:t>etc</w:t>
+            </w:r>
+            <w:proofErr w:type="spellEnd"/>
+            <w:r>
+              <w:t xml:space="preserve"> – information </w:t>
+            </w:r>
+            <w:r>
+              <w:t xml:space="preserve">of the patient details. </w:t>
+            </w:r>
+          </w:p>
         </w:tc>
       </w:tr>
     </w:tbl>
@@ -345,28 +500,63 @@
         <w:tc>
           <w:tcPr>
             <w:tcW w:w="5040" w:type="dxa"/>
+            <w:vAlign w:val="center"/>
           </w:tcPr>
-          <w:p/>
+          <w:p>
+            <w:r>
+              <w:t>Stor</w:t>
+            </w:r>
+            <w:r>
+              <w:t xml:space="preserve">ing its </w:t>
+            </w:r>
+            <w:r>
+              <w:t xml:space="preserve">personal details </w:t>
+            </w:r>
+            <w:r>
+              <w:t>– easy to forget</w:t>
+            </w:r>
+          </w:p>
         </w:tc>
         <w:tc>
           <w:tcPr>
             <w:tcW w:w="5040" w:type="dxa"/>
+            <w:vAlign w:val="center"/>
           </w:tcPr>
-          <w:p/>
+          <w:p>
+            <w:r>
+              <w:t>Clinic</w:t>
+            </w:r>
+          </w:p>
         </w:tc>
       </w:tr>
       <w:tr>
         <w:tc>
           <w:tcPr>
             <w:tcW w:w="5040" w:type="dxa"/>
+            <w:vAlign w:val="center"/>
           </w:tcPr>
-          <w:p/>
+          <w:p>
+            <w:r>
+              <w:t>Hold</w:t>
+            </w:r>
+            <w:r>
+              <w:t>ing the</w:t>
+            </w:r>
+            <w:r>
+              <w:t xml:space="preserve"> appointment history</w:t>
+            </w:r>
+          </w:p>
         </w:tc>
         <w:tc>
           <w:tcPr>
             <w:tcW w:w="5040" w:type="dxa"/>
+            <w:vAlign w:val="center"/>
           </w:tcPr>
-          <w:p/>
+          <w:p>
+            <w:r>
+              <w:t>Appointment</w:t>
+            </w:r>
+          </w:p>
         </w:tc>
       </w:tr>
     </w:tbl>
@@ -414,28 +604,55 @@
         <w:tc>
           <w:tcPr>
             <w:tcW w:w="5040" w:type="dxa"/>
+            <w:vAlign w:val="center"/>
           </w:tcPr>
-          <w:p/>
+          <w:p>
+            <w:r>
+              <w:lastRenderedPageBreak/>
+              <w:t xml:space="preserve">Maintaining the details of them – what specialties and care, name, etc. </w:t>
+            </w:r>
+          </w:p>
         </w:tc>
         <w:tc>
           <w:tcPr>
             <w:tcW w:w="5040" w:type="dxa"/>
+            <w:vAlign w:val="center"/>
           </w:tcPr>
-          <w:p/>
+          <w:p>
+            <w:r>
+              <w:t>Clinic</w:t>
+            </w:r>
+          </w:p>
         </w:tc>
       </w:tr>
       <w:tr>
         <w:tc>
           <w:tcPr>
             <w:tcW w:w="5040" w:type="dxa"/>
+            <w:vAlign w:val="center"/>
           </w:tcPr>
-          <w:p/>
+          <w:p>
+            <w:r>
+              <w:t xml:space="preserve">Provide availability </w:t>
+            </w:r>
+            <w:r>
+              <w:t>and</w:t>
+            </w:r>
+            <w:r>
+              <w:t xml:space="preserve"> attend appointments</w:t>
+            </w:r>
+          </w:p>
         </w:tc>
         <w:tc>
           <w:tcPr>
             <w:tcW w:w="5040" w:type="dxa"/>
+            <w:vAlign w:val="center"/>
           </w:tcPr>
-          <w:p/>
+          <w:p>
+            <w:r>
+              <w:t>Appointment</w:t>
+            </w:r>
+          </w:p>
         </w:tc>
       </w:tr>
     </w:tbl>
@@ -483,28 +700,69 @@
         <w:tc>
           <w:tcPr>
             <w:tcW w:w="5040" w:type="dxa"/>
+            <w:vAlign w:val="center"/>
           </w:tcPr>
-          <w:p/>
+          <w:p>
+            <w:r>
+              <w:t>Li</w:t>
+            </w:r>
+            <w:r>
+              <w:t xml:space="preserve">nk patient and practitioner at a </w:t>
+            </w:r>
+            <w:r>
+              <w:t xml:space="preserve">the allocated and booked slot above. </w:t>
+            </w:r>
+          </w:p>
         </w:tc>
         <w:tc>
           <w:tcPr>
             <w:tcW w:w="5040" w:type="dxa"/>
+            <w:vAlign w:val="center"/>
           </w:tcPr>
-          <w:p/>
+          <w:p>
+            <w:r>
+              <w:t>Patient</w:t>
+            </w:r>
+            <w:r>
+              <w:t xml:space="preserve"> - </w:t>
+            </w:r>
+            <w:r>
+              <w:t>Practitioner</w:t>
+            </w:r>
+          </w:p>
         </w:tc>
       </w:tr>
       <w:tr>
         <w:tc>
           <w:tcPr>
             <w:tcW w:w="5040" w:type="dxa"/>
+            <w:vAlign w:val="center"/>
           </w:tcPr>
-          <w:p/>
+          <w:p>
+            <w:r>
+              <w:t>Track</w:t>
+            </w:r>
+            <w:r>
+              <w:t>ing the</w:t>
+            </w:r>
+            <w:r>
+              <w:t xml:space="preserve"> status</w:t>
+            </w:r>
+            <w:r>
+              <w:t xml:space="preserve"> – as well as the time booked and whether it has been booked or cancelled. </w:t>
+            </w:r>
+          </w:p>
         </w:tc>
         <w:tc>
           <w:tcPr>
             <w:tcW w:w="5040" w:type="dxa"/>
+            <w:vAlign w:val="center"/>
           </w:tcPr>
-          <w:p/>
+          <w:p>
+            <w:r>
+              <w:t>Clinic</w:t>
+            </w:r>
+          </w:p>
         </w:tc>
       </w:tr>
     </w:tbl>
@@ -521,19 +779,30 @@
         <w:t>Patient to Appointment: which relationship and why?</w:t>
       </w:r>
     </w:p>
+    <w:p/>
+    <w:p/>
     <w:p>
       <w:r>
         <w:t>Practitioner to Appointment: what multiplicity?</w:t>
       </w:r>
     </w:p>
+    <w:p/>
+    <w:p/>
     <w:p>
       <w:r>
         <w:t>Should Appointment inherit from Patient?</w:t>
       </w:r>
     </w:p>
+    <w:p/>
+    <w:p/>
     <w:p>
       <w:r>
         <w:t>Does Clinic need to own every object?</w:t>
+      </w:r>
+    </w:p>
+    <w:p>
+      <w:r>
+        <w:t xml:space="preserve">No. </w:t>
       </w:r>
     </w:p>
     <w:p>
@@ -541,13 +810,230 @@
         <w:pStyle w:val="Heading1"/>
       </w:pPr>
       <w:r>
-        <w:lastRenderedPageBreak/>
         <w:t>AI Model Critique</w:t>
       </w:r>
     </w:p>
     <w:p>
       <w:r>
-        <w:t>Critique AI proposals: PatientManager, PractitionerManager, AppointmentManager, ClinicController, NotificationManager, ScheduleEngine.</w:t>
+        <w:t xml:space="preserve">Critique AI proposals: </w:t>
+      </w:r>
+      <w:proofErr w:type="spellStart"/>
+      <w:r>
+        <w:t>PatientManager</w:t>
+      </w:r>
+      <w:proofErr w:type="spellEnd"/>
+      <w:r>
+        <w:t xml:space="preserve">, </w:t>
+      </w:r>
+      <w:proofErr w:type="spellStart"/>
+      <w:r>
+        <w:t>PractitionerManager</w:t>
+      </w:r>
+      <w:proofErr w:type="spellEnd"/>
+      <w:r>
+        <w:t xml:space="preserve">, </w:t>
+      </w:r>
+      <w:proofErr w:type="spellStart"/>
+      <w:r>
+        <w:t>AppointmentManager</w:t>
+      </w:r>
+      <w:proofErr w:type="spellEnd"/>
+      <w:r>
+        <w:t xml:space="preserve">, </w:t>
+      </w:r>
+      <w:proofErr w:type="spellStart"/>
+      <w:r>
+        <w:t>ClinicController</w:t>
+      </w:r>
+      <w:proofErr w:type="spellEnd"/>
+      <w:r>
+        <w:t xml:space="preserve">, </w:t>
+      </w:r>
+      <w:proofErr w:type="spellStart"/>
+      <w:r>
+        <w:t>NotificationManager</w:t>
+      </w:r>
+      <w:proofErr w:type="spellEnd"/>
+      <w:r>
+        <w:t xml:space="preserve">, </w:t>
+      </w:r>
+      <w:proofErr w:type="spellStart"/>
+      <w:r>
+        <w:t>ScheduleEngine</w:t>
+      </w:r>
+      <w:proofErr w:type="spellEnd"/>
+      <w:r>
+        <w:t>.</w:t>
+      </w:r>
+    </w:p>
+    <w:p/>
+    <w:p>
+      <w:proofErr w:type="spellStart"/>
+      <w:r>
+        <w:t>PatientManager</w:t>
+      </w:r>
+      <w:proofErr w:type="spellEnd"/>
+      <w:r>
+        <w:t>:</w:t>
+      </w:r>
+    </w:p>
+    <w:p>
+      <w:r>
+        <w:t>It can be unnecessary – this is because the model does not quite require managers</w:t>
+      </w:r>
+      <w:r>
+        <w:t xml:space="preserve">. </w:t>
+      </w:r>
+      <w:proofErr w:type="spellStart"/>
+      <w:r>
+        <w:t>Dosent</w:t>
+      </w:r>
+      <w:proofErr w:type="spellEnd"/>
+      <w:r>
+        <w:t xml:space="preserve"> relate. </w:t>
+      </w:r>
+    </w:p>
+    <w:p/>
+    <w:p>
+      <w:proofErr w:type="spellStart"/>
+      <w:r>
+        <w:t>PractitionerManager</w:t>
+      </w:r>
+      <w:proofErr w:type="spellEnd"/>
+      <w:r>
+        <w:t xml:space="preserve">  </w:t>
+      </w:r>
+    </w:p>
+    <w:p>
+      <w:r>
+        <w:t xml:space="preserve">This is </w:t>
+      </w:r>
+      <w:proofErr w:type="spellStart"/>
+      <w:r>
+        <w:t>unncessary</w:t>
+      </w:r>
+      <w:proofErr w:type="spellEnd"/>
+      <w:r>
+        <w:t xml:space="preserve">. Practitioners manage themselves </w:t>
+      </w:r>
+      <w:r>
+        <w:t>independently okay as long inside their class of its own</w:t>
+      </w:r>
+      <w:r>
+        <w:t>.</w:t>
+      </w:r>
+    </w:p>
+    <w:p/>
+    <w:p>
+      <w:proofErr w:type="spellStart"/>
+      <w:r>
+        <w:lastRenderedPageBreak/>
+        <w:t>AppointmentManager</w:t>
+      </w:r>
+      <w:proofErr w:type="spellEnd"/>
+      <w:r>
+        <w:t xml:space="preserve">  </w:t>
+      </w:r>
+    </w:p>
+    <w:p>
+      <w:r>
+        <w:t xml:space="preserve">This idea </w:t>
+      </w:r>
+      <w:r>
+        <w:t xml:space="preserve">is not required whatsoever. This can be incorporated and understood within the appointment class. </w:t>
+      </w:r>
+    </w:p>
+    <w:p/>
+    <w:p>
+      <w:proofErr w:type="spellStart"/>
+      <w:r>
+        <w:t>ClinicController</w:t>
+      </w:r>
+      <w:proofErr w:type="spellEnd"/>
+      <w:r>
+        <w:t xml:space="preserve">  </w:t>
+      </w:r>
+    </w:p>
+    <w:p>
+      <w:r>
+        <w:t xml:space="preserve">Controllers are for the UI/application layer. Domain model </w:t>
+      </w:r>
+      <w:r>
+        <w:t>are a form of</w:t>
+      </w:r>
+      <w:r>
+        <w:t xml:space="preserve"> pure concepts only.</w:t>
+      </w:r>
+    </w:p>
+    <w:p/>
+    <w:p>
+      <w:proofErr w:type="spellStart"/>
+      <w:r>
+        <w:t>NotificationManager</w:t>
+      </w:r>
+      <w:proofErr w:type="spellEnd"/>
+      <w:r>
+        <w:t xml:space="preserve">  </w:t>
+      </w:r>
+    </w:p>
+    <w:p>
+      <w:r>
+        <w:t xml:space="preserve">SmartCare requirements </w:t>
+      </w:r>
+      <w:r>
+        <w:t>did not</w:t>
+      </w:r>
+      <w:r>
+        <w:t xml:space="preserve"> </w:t>
+      </w:r>
+      <w:r>
+        <w:t>mention sending out</w:t>
+      </w:r>
+      <w:r>
+        <w:t xml:space="preserve"> notifications. This AI </w:t>
+      </w:r>
+      <w:r>
+        <w:t xml:space="preserve">suggestion seems to be </w:t>
+      </w:r>
+      <w:r>
+        <w:t xml:space="preserve">making up </w:t>
+      </w:r>
+      <w:r>
+        <w:t>a features that hasn’t been explicitly stated whatsoever</w:t>
+      </w:r>
+      <w:r>
+        <w:t>.</w:t>
+      </w:r>
+    </w:p>
+    <w:p/>
+    <w:p>
+      <w:proofErr w:type="spellStart"/>
+      <w:r>
+        <w:t>ScheduleEngine</w:t>
+      </w:r>
+      <w:proofErr w:type="spellEnd"/>
+      <w:r>
+        <w:t xml:space="preserve">  </w:t>
+      </w:r>
+    </w:p>
+    <w:p>
+      <w:r>
+        <w:t>This is not required at all</w:t>
+      </w:r>
+      <w:r>
+        <w:t xml:space="preserve">. Scheduling is just checking practitioner availability </w:t>
+      </w:r>
+      <w:r>
+        <w:t>as well as the appointment</w:t>
+      </w:r>
+      <w:r>
+        <w:t xml:space="preserve"> time. </w:t>
+      </w:r>
+      <w:r>
+        <w:t xml:space="preserve">An engine would not really be </w:t>
+      </w:r>
+      <w:r>
+        <w:t>required.</w:t>
       </w:r>
     </w:p>
     <w:sectPr>
@@ -561,7 +1047,7 @@
 </file>
 
 <file path=word/numbering.xml><?xml version="1.0" encoding="utf-8"?>
-<w:numbering xmlns:wpc="http://schemas.microsoft.com/office/word/2010/wordprocessingCanvas" xmlns:cx="http://schemas.microsoft.com/office/drawing/2014/chartex" xmlns:cx1="http://schemas.microsoft.com/office/drawing/2015/9/8/chartex" xmlns:cx2="http://schemas.microsoft.com/office/drawing/2015/10/21/chartex" xmlns:cx3="http://schemas.microsoft.com/office/drawing/2016/5/9/chartex" xmlns:cx4="http://schemas.microsoft.com/office/drawing/2016/5/10/chartex" xmlns:cx5="http://schemas.microsoft.com/office/drawing/2016/5/11/chartex" xmlns:cx6="http://schemas.microsoft.com/office/drawing/2016/5/12/chartex" xmlns:cx7="http://schemas.microsoft.com/office/drawing/2016/5/13/chartex" xmlns:cx8="http://schemas.microsoft.com/office/drawing/2016/5/14/chartex" xmlns:mc="http://schemas.openxmlformats.org/markup-compatibility/2006" xmlns:aink="http://schemas.microsoft.com/office/drawing/2016/ink" xmlns:am3d="http://schemas.microsoft.com/office/drawing/2017/model3d" xmlns:o="urn:schemas-microsoft-com:office:office" xmlns:oel="http://schemas.microsoft.com/office/2019/extlst" xmlns:r="http://schemas.openxmlformats.org/officeDocument/2006/relationships" xmlns:m="http://schemas.openxmlformats.org/officeDocument/2006/math" xmlns:v="urn:schemas-microsoft-com:vml" xmlns:wp14="http://schemas.microsoft.com/office/word/2010/wordprocessingDrawing" xmlns:wp="http://schemas.openxmlformats.org/drawingml/2006/wordprocessingDrawing" xmlns:w10="urn:schemas-microsoft-com:office:word" xmlns:w="http://schemas.openxmlformats.org/wordprocessingml/2006/main" xmlns:w14="http://schemas.microsoft.com/office/word/2010/wordml" xmlns:w15="http://schemas.microsoft.com/office/word/2012/wordml" xmlns:w16cei="http://schemas.microsoft.com/office/word/2026/wordml/cei" xmlns:w16cex="http://schemas.microsoft.com/office/word/2018/wordml/cex" xmlns:w16cid="http://schemas.microsoft.com/office/word/2016/wordml/cid" xmlns:w16="http://schemas.microsoft.com/office/word/2018/wordml" xmlns:w16du="http://schemas.microsoft.com/office/word/2023/wordml/word16du" xmlns:w16sdtdh="http://schemas.microsoft.com/office/word/2020/wordml/sdtdatahash" xmlns:w16sdtfl="http://schemas.microsoft.com/office/word/2024/wordml/sdtformatlock" xmlns:w16se="http://schemas.microsoft.com/office/word/2015/wordml/symex" xmlns:wpg="http://schemas.microsoft.com/office/word/2010/wordprocessingGroup" xmlns:wpi="http://schemas.microsoft.com/office/word/2010/wordprocessingInk" xmlns:wne="http://schemas.microsoft.com/office/word/2006/wordml" xmlns:wps="http://schemas.microsoft.com/office/word/2010/wordprocessingShape" mc:Ignorable="w14 w15 w16se w16cid w16 w16cex w16sdtdh w16sdtfl w16du wp14">
+<w:numbering xmlns:wpc="http://schemas.microsoft.com/office/word/2010/wordprocessingCanvas" xmlns:cx="http://schemas.microsoft.com/office/drawing/2014/chartex" xmlns:cx1="http://schemas.microsoft.com/office/drawing/2015/9/8/chartex" xmlns:cx2="http://schemas.microsoft.com/office/drawing/2015/10/21/chartex" xmlns:cx3="http://schemas.microsoft.com/office/drawing/2016/5/9/chartex" xmlns:cx4="http://schemas.microsoft.com/office/drawing/2016/5/10/chartex" xmlns:cx5="http://schemas.microsoft.com/office/drawing/2016/5/11/chartex" xmlns:cx6="http://schemas.microsoft.com/office/drawing/2016/5/12/chartex" xmlns:cx7="http://schemas.microsoft.com/office/drawing/2016/5/13/chartex" xmlns:cx8="http://schemas.microsoft.com/office/drawing/2016/5/14/chartex" xmlns:mc="http://schemas.openxmlformats.org/markup-compatibility/2006" xmlns:aink="http://schemas.microsoft.com/office/drawing/2016/ink" xmlns:am3d="http://schemas.microsoft.com/office/drawing/2017/model3d" xmlns:o="urn:schemas-microsoft-com:office:office" xmlns:oel="http://schemas.microsoft.com/office/2019/extlst" xmlns:r="http://schemas.openxmlformats.org/officeDocument/2006/relationships" xmlns:m="http://schemas.openxmlformats.org/officeDocument/2006/math" xmlns:v="urn:schemas-microsoft-com:vml" xmlns:wp14="http://schemas.microsoft.com/office/word/2010/wordprocessingDrawing" xmlns:wp="http://schemas.openxmlformats.org/drawingml/2006/wordprocessingDrawing" xmlns:w10="urn:schemas-microsoft-com:office:word" xmlns:w="http://schemas.openxmlformats.org/wordprocessingml/2006/main" xmlns:w14="http://schemas.microsoft.com/office/word/2010/wordml" xmlns:w15="http://schemas.microsoft.com/office/word/2012/wordml" xmlns:w16cex="http://schemas.microsoft.com/office/word/2018/wordml/cex" xmlns:w16cid="http://schemas.microsoft.com/office/word/2016/wordml/cid" xmlns:w16="http://schemas.microsoft.com/office/word/2018/wordml" xmlns:w16du="http://schemas.microsoft.com/office/word/2023/wordml/word16du" xmlns:w16sdtdh="http://schemas.microsoft.com/office/word/2020/wordml/sdtdatahash" xmlns:w16sdtfl="http://schemas.microsoft.com/office/word/2024/wordml/sdtformatlock" xmlns:w16se="http://schemas.microsoft.com/office/word/2015/wordml/symex" xmlns:wpg="http://schemas.microsoft.com/office/word/2010/wordprocessingGroup" xmlns:wpi="http://schemas.microsoft.com/office/word/2010/wordprocessingInk" xmlns:wne="http://schemas.microsoft.com/office/word/2006/wordml" xmlns:wps="http://schemas.microsoft.com/office/word/2010/wordprocessingShape" mc:Ignorable="w14 w15 w16se w16cid w16 w16cex w16sdtdh w16sdtfl w16du wp14">
   <w:abstractNum w:abstractNumId="0" w15:restartNumberingAfterBreak="0">
     <w:nsid w:val="FFFFFF7C"/>
     <w:multiLevelType w:val="singleLevel"/>
@@ -1370,7 +1856,6 @@
   <w:style w:type="character" w:default="1" w:styleId="DefaultParagraphFont">
     <w:name w:val="Default Paragraph Font"/>
     <w:uiPriority w:val="1"/>
-    <w:semiHidden/>
     <w:unhideWhenUsed/>
   </w:style>
   <w:style w:type="table" w:default="1" w:styleId="TableNormal">
